--- a/01 - Escuela Pass/docs/tdg/word/anexos/06_Prototipos_UI_UX_Escuela_Pass.docx
+++ b/01 - Escuela Pass/docs/tdg/word/anexos/06_Prototipos_UI_UX_Escuela_Pass.docx
@@ -1184,6 +1184,438 @@
     <w:p>
       <w:r>
         <w:t xml:space="preserve">de carga/error. No inventar funciones fuera del repositorio.</w:t>
+      </w:r>
+    </w:p>
+    <w:p>
+      <w:r>
+        <w:br w:type="page"/>
+      </w:r>
+    </w:p>
+    <w:p>
+      <w:pPr>
+        <w:pStyle w:val="Heading1"/>
+      </w:pPr>
+      <w:r>
+        <w:t>Ampliación documental automatizada (inventario repositorio y producción)</w:t>
+      </w:r>
+    </w:p>
+    <w:p>
+      <w:r>
+        <w:t>Rutas declaradas en `frontend/src/App.tsx` (árbol /app y públicas):</w:t>
+      </w:r>
+    </w:p>
+    <w:p/>
+    <w:p>
+      <w:r>
+        <w:t>- `*`</w:t>
+      </w:r>
+    </w:p>
+    <w:p>
+      <w:r>
+        <w:t>- `/`</w:t>
+      </w:r>
+    </w:p>
+    <w:p>
+      <w:r>
+        <w:t>- `/app`</w:t>
+      </w:r>
+    </w:p>
+    <w:p>
+      <w:r>
+        <w:t>- `/login`</w:t>
+      </w:r>
+    </w:p>
+    <w:p>
+      <w:r>
+        <w:t>- `/panel`</w:t>
+      </w:r>
+    </w:p>
+    <w:p>
+      <w:r>
+        <w:t>- `/recuperar-contrasena`</w:t>
+      </w:r>
+    </w:p>
+    <w:p>
+      <w:r>
+        <w:t>- `/restablecer-contrasena`</w:t>
+      </w:r>
+    </w:p>
+    <w:p>
+      <w:r>
+        <w:t>- `acceso/escaner`</w:t>
+      </w:r>
+    </w:p>
+    <w:p>
+      <w:r>
+        <w:t>- `circuito`</w:t>
+      </w:r>
+    </w:p>
+    <w:p>
+      <w:r>
+        <w:t>- `circuito/:id`</w:t>
+      </w:r>
+    </w:p>
+    <w:p>
+      <w:r>
+        <w:t>- `circuito/hoy`</w:t>
+      </w:r>
+    </w:p>
+    <w:p>
+      <w:r>
+        <w:t>- `escuelas`</w:t>
+      </w:r>
+    </w:p>
+    <w:p>
+      <w:r>
+        <w:t>- `gestion-escolar`</w:t>
+      </w:r>
+    </w:p>
+    <w:p>
+      <w:r>
+        <w:t>- `horario`</w:t>
+      </w:r>
+    </w:p>
+    <w:p>
+      <w:r>
+        <w:t>- `importaciones`</w:t>
+      </w:r>
+    </w:p>
+    <w:p>
+      <w:r>
+        <w:t>- `institucion`</w:t>
+      </w:r>
+    </w:p>
+    <w:p>
+      <w:r>
+        <w:t>- `modulos`</w:t>
+      </w:r>
+    </w:p>
+    <w:p>
+      <w:r>
+        <w:t>- `modulos/academico`</w:t>
+      </w:r>
+    </w:p>
+    <w:p>
+      <w:r>
+        <w:t>- `modulos/administracion`</w:t>
+      </w:r>
+    </w:p>
+    <w:p>
+      <w:r>
+        <w:t>- `modulos/anotaciones-docente`</w:t>
+      </w:r>
+    </w:p>
+    <w:p>
+      <w:r>
+        <w:t>- `modulos/boletines`</w:t>
+      </w:r>
+    </w:p>
+    <w:p>
+      <w:r>
+        <w:t>- `modulos/calificaciones-docente`</w:t>
+      </w:r>
+    </w:p>
+    <w:p>
+      <w:r>
+        <w:t>- `modulos/comunicacion`</w:t>
+      </w:r>
+    </w:p>
+    <w:p>
+      <w:r>
+        <w:t>- `modulos/finanzas`</w:t>
+      </w:r>
+    </w:p>
+    <w:p>
+      <w:r>
+        <w:t>- `modulos/herramientas`</w:t>
+      </w:r>
+    </w:p>
+    <w:p>
+      <w:r>
+        <w:t>- `modulos/mis-calificaciones`</w:t>
+      </w:r>
+    </w:p>
+    <w:p>
+      <w:r>
+        <w:t>- `modulos/periodos-academicos`</w:t>
+      </w:r>
+    </w:p>
+    <w:p>
+      <w:r>
+        <w:t>- `modulos/reuniones`</w:t>
+      </w:r>
+    </w:p>
+    <w:p>
+      <w:r>
+        <w:t>- `modulos/visitas-externas`</w:t>
+      </w:r>
+    </w:p>
+    <w:p>
+      <w:r>
+        <w:t>- `perfil`</w:t>
+      </w:r>
+    </w:p>
+    <w:p/>
+    <w:p>
+      <w:r>
+        <w:t>Rutas con restricción por rol (fragmento RoleGate):</w:t>
+      </w:r>
+    </w:p>
+    <w:p/>
+    <w:p>
+      <w:r>
+        <w:rPr>
+          <w:rFonts w:ascii="Consolas" w:hAnsi="Consolas"/>
+        </w:rPr>
+        <w:t>| Ruta UI | Roles permitidos (declaración) |</w:t>
+      </w:r>
+    </w:p>
+    <w:p>
+      <w:r>
+        <w:rPr>
+          <w:rFonts w:ascii="Consolas" w:hAnsi="Consolas"/>
+        </w:rPr>
+        <w:t>| --- | --- |</w:t>
+      </w:r>
+    </w:p>
+    <w:p>
+      <w:r>
+        <w:rPr>
+          <w:rFonts w:ascii="Consolas" w:hAnsi="Consolas"/>
+        </w:rPr>
+        <w:t>| `/` | público o heredado |</w:t>
+      </w:r>
+    </w:p>
+    <w:p>
+      <w:r>
+        <w:rPr>
+          <w:rFonts w:ascii="Consolas" w:hAnsi="Consolas"/>
+        </w:rPr>
+        <w:t>| `/login` | público o heredado |</w:t>
+      </w:r>
+    </w:p>
+    <w:p>
+      <w:r>
+        <w:rPr>
+          <w:rFonts w:ascii="Consolas" w:hAnsi="Consolas"/>
+        </w:rPr>
+        <w:t>| `/recuperar-contrasena` | público o heredado |</w:t>
+      </w:r>
+    </w:p>
+    <w:p>
+      <w:r>
+        <w:rPr>
+          <w:rFonts w:ascii="Consolas" w:hAnsi="Consolas"/>
+        </w:rPr>
+        <w:t>| `/restablecer-contrasena` | público o heredado |</w:t>
+      </w:r>
+    </w:p>
+    <w:p>
+      <w:r>
+        <w:rPr>
+          <w:rFonts w:ascii="Consolas" w:hAnsi="Consolas"/>
+        </w:rPr>
+        <w:t>| `/app` | público o heredado |</w:t>
+      </w:r>
+    </w:p>
+    <w:p>
+      <w:r>
+        <w:rPr>
+          <w:rFonts w:ascii="Consolas" w:hAnsi="Consolas"/>
+        </w:rPr>
+        <w:t>| `perfil` | público o heredado |</w:t>
+      </w:r>
+    </w:p>
+    <w:p>
+      <w:r>
+        <w:rPr>
+          <w:rFonts w:ascii="Consolas" w:hAnsi="Consolas"/>
+        </w:rPr>
+        <w:t>| `horario` | público o heredado |</w:t>
+      </w:r>
+    </w:p>
+    <w:p>
+      <w:r>
+        <w:rPr>
+          <w:rFonts w:ascii="Consolas" w:hAnsi="Consolas"/>
+        </w:rPr>
+        <w:t>| `institucion` | ALUMNO, DOCENTE, ADMIN, ADMINISTRATIVO |</w:t>
+      </w:r>
+    </w:p>
+    <w:p>
+      <w:r>
+        <w:rPr>
+          <w:rFonts w:ascii="Consolas" w:hAnsi="Consolas"/>
+        </w:rPr>
+        <w:t>| `gestion-escolar` | ALUMNO, DOCENTE, ADMIN, ADMINISTRATIVO |</w:t>
+      </w:r>
+    </w:p>
+    <w:p>
+      <w:r>
+        <w:rPr>
+          <w:rFonts w:ascii="Consolas" w:hAnsi="Consolas"/>
+        </w:rPr>
+        <w:t>| `escuelas` | ADMIN, ADMINISTRATIVO |</w:t>
+      </w:r>
+    </w:p>
+    <w:p>
+      <w:r>
+        <w:rPr>
+          <w:rFonts w:ascii="Consolas" w:hAnsi="Consolas"/>
+        </w:rPr>
+        <w:t>| `modulos` | ADMIN |</w:t>
+      </w:r>
+    </w:p>
+    <w:p>
+      <w:r>
+        <w:rPr>
+          <w:rFonts w:ascii="Consolas" w:hAnsi="Consolas"/>
+        </w:rPr>
+        <w:t>| `modulos/comunicacion` | ADMIN |</w:t>
+      </w:r>
+    </w:p>
+    <w:p>
+      <w:r>
+        <w:rPr>
+          <w:rFonts w:ascii="Consolas" w:hAnsi="Consolas"/>
+        </w:rPr>
+        <w:t>| `modulos/reuniones` | ADMIN |</w:t>
+      </w:r>
+    </w:p>
+    <w:p>
+      <w:r>
+        <w:rPr>
+          <w:rFonts w:ascii="Consolas" w:hAnsi="Consolas"/>
+        </w:rPr>
+        <w:t>| `modulos/visitas-externas` | ADMIN |</w:t>
+      </w:r>
+    </w:p>
+    <w:p>
+      <w:r>
+        <w:rPr>
+          <w:rFonts w:ascii="Consolas" w:hAnsi="Consolas"/>
+        </w:rPr>
+        <w:t>| `modulos/anotaciones-docente` | ADMIN |</w:t>
+      </w:r>
+    </w:p>
+    <w:p>
+      <w:r>
+        <w:rPr>
+          <w:rFonts w:ascii="Consolas" w:hAnsi="Consolas"/>
+        </w:rPr>
+        <w:t>| `modulos/finanzas` | ADMIN, ADMINISTRATIVO, DOCENTE |</w:t>
+      </w:r>
+    </w:p>
+    <w:p>
+      <w:r>
+        <w:rPr>
+          <w:rFonts w:ascii="Consolas" w:hAnsi="Consolas"/>
+        </w:rPr>
+        <w:t>| `modulos/academico` | ADMIN, ADMINISTRATIVO, DOCENTE |</w:t>
+      </w:r>
+    </w:p>
+    <w:p>
+      <w:r>
+        <w:rPr>
+          <w:rFonts w:ascii="Consolas" w:hAnsi="Consolas"/>
+        </w:rPr>
+        <w:t>| `modulos/calificaciones-docente` | ADMIN, ADMINISTRATIVO, DOCENTE |</w:t>
+      </w:r>
+    </w:p>
+    <w:p>
+      <w:r>
+        <w:rPr>
+          <w:rFonts w:ascii="Consolas" w:hAnsi="Consolas"/>
+        </w:rPr>
+        <w:t>| `modulos/mis-calificaciones` | ADMIN, ADMINISTRATIVO, DOCENTE |</w:t>
+      </w:r>
+    </w:p>
+    <w:p>
+      <w:r>
+        <w:rPr>
+          <w:rFonts w:ascii="Consolas" w:hAnsi="Consolas"/>
+        </w:rPr>
+        <w:t>| `modulos/boletines` | ALUMNO, PADRE, ADMIN, ADMINISTRATIVO |</w:t>
+      </w:r>
+    </w:p>
+    <w:p>
+      <w:r>
+        <w:rPr>
+          <w:rFonts w:ascii="Consolas" w:hAnsi="Consolas"/>
+        </w:rPr>
+        <w:t>| `modulos/periodos-academicos` | ADMIN, ADMINISTRATIVO, DOCENTE, ALUMNO, PADRE |</w:t>
+      </w:r>
+    </w:p>
+    <w:p>
+      <w:r>
+        <w:rPr>
+          <w:rFonts w:ascii="Consolas" w:hAnsi="Consolas"/>
+        </w:rPr>
+        <w:t>| `modulos/administracion` | ADMIN, ADMINISTRATIVO |</w:t>
+      </w:r>
+    </w:p>
+    <w:p>
+      <w:r>
+        <w:rPr>
+          <w:rFonts w:ascii="Consolas" w:hAnsi="Consolas"/>
+        </w:rPr>
+        <w:t>| `modulos/herramientas` | ADMIN, ADMINISTRATIVO |</w:t>
+      </w:r>
+    </w:p>
+    <w:p>
+      <w:r>
+        <w:rPr>
+          <w:rFonts w:ascii="Consolas" w:hAnsi="Consolas"/>
+        </w:rPr>
+        <w:t>| `importaciones` | ADMIN, ADMINISTRATIVO |</w:t>
+      </w:r>
+    </w:p>
+    <w:p>
+      <w:r>
+        <w:rPr>
+          <w:rFonts w:ascii="Consolas" w:hAnsi="Consolas"/>
+        </w:rPr>
+        <w:t>| `acceso/escaner` | ADMIN, ADMINISTRATIVO, DOCENTE |</w:t>
+      </w:r>
+    </w:p>
+    <w:p>
+      <w:r>
+        <w:rPr>
+          <w:rFonts w:ascii="Consolas" w:hAnsi="Consolas"/>
+        </w:rPr>
+        <w:t>| `circuito/hoy` | ADMIN, ADMINISTRATIVO, DOCENTE |</w:t>
+      </w:r>
+    </w:p>
+    <w:p>
+      <w:r>
+        <w:rPr>
+          <w:rFonts w:ascii="Consolas" w:hAnsi="Consolas"/>
+        </w:rPr>
+        <w:t>| `circuito/:id` | DOCENTE, ADMIN, ADMINISTRATIVO |</w:t>
+      </w:r>
+    </w:p>
+    <w:p>
+      <w:r>
+        <w:rPr>
+          <w:rFonts w:ascii="Consolas" w:hAnsi="Consolas"/>
+        </w:rPr>
+        <w:t>| `circuito` | PADRE, DOCENTE, ADMIN, ADMINISTRATIVO |</w:t>
+      </w:r>
+    </w:p>
+    <w:p>
+      <w:r>
+        <w:rPr>
+          <w:rFonts w:ascii="Consolas" w:hAnsi="Consolas"/>
+        </w:rPr>
+        <w:t>| `/panel` | PADRE, ADMIN, ADMINISTRATIVO |</w:t>
+      </w:r>
+    </w:p>
+    <w:p>
+      <w:r>
+        <w:rPr>
+          <w:rFonts w:ascii="Consolas" w:hAnsi="Consolas"/>
+        </w:rPr>
+        <w:t>| `*` | PADRE, ADMIN, ADMINISTRATIVO |</w:t>
       </w:r>
     </w:p>
     <ns0:sectPr xmlns:ns0="http://schemas.openxmlformats.org/wordprocessingml/2006/main" xmlns:ns1="http://schemas.openxmlformats.org/officeDocument/2006/relationships">
